--- a/12_Facilitator_Kit/Principal_Implementation_Checklist.docx
+++ b/12_Facilitator_Kit/Principal_Implementation_Checklist.docx
@@ -628,7 +628,7 @@
           <w:color w:val="2B2D42"/>
           <w:sz w:val="21"/>
         </w:rPr>
-        <w:t>A free kit by Competence Collective · competencecollective.org · quillsup.org</w:t>
+        <w:t>Hackles · a free kit · quillsup.org</w:t>
       </w:r>
     </w:p>
     <w:p>
@@ -692,7 +692,7 @@
       </w:r>
       <w:r>
         <w:rPr/>
-        <w:t xml:space="preserve"> A free kit by Competence Collective · competencecollective.org · quillsup.org. © 2026 Competence Collective. Lesson text and teaching materials: CC BY-NC 4.0 (free to print, share and adapt for non-commercial use with credit). The Hackles name, logos, characters and artwork are not covered by that license: print and share them unaltered for classroom and family use; any other use needs written permission. [VERIFY with counsel]</w:t>
+        <w:t xml:space="preserve"> Hackles · a free kit · quillsup.org. © 2026 Competence Collective. Lesson text and teaching materials: CC BY-NC 4.0 (free to print, share and adapt for non-commercial use with credit). The Hackles name, logos, characters and artwork are not covered by that license: print and share them unaltered for classroom and family use; any other use needs written permission. [VERIFY with counsel]</w:t>
       </w:r>
     </w:p>
     <w:p>
@@ -12460,7 +12460,7 @@
               <w:rPr>
                 <w:sz w:val="19"/>
               </w:rPr>
-              <w:t xml:space="preserve"> This term, students will learn a simple routine: Hackles up? Pause. Check. Tell. The lessons are short, practical and not scary. We do not collect any student accounts or data. You are welcome to preview any lesson, and we will tell you in advance about any lesson on a sensitive topic. Please contact [CONTACT: to be added] with questions. Learn more at competencecollective.org.</w:t>
+              <w:t xml:space="preserve"> This term, students will learn a simple routine: Hackles up? Pause. Check. Tell. The lessons are short, practical and not scary. We do not collect any student accounts or data. You are welcome to preview any lesson, and we will tell you in advance about any lesson on a sensitive topic. Please contact [CONTACT: to be added] with questions. Learn more at quillsup.org.</w:t>
             </w:r>
           </w:p>
         </w:tc>
@@ -14023,7 +14023,7 @@
         <w:color w:val="5A5C70"/>
         <w:sz w:val="14"/>
       </w:rPr>
-      <w:t>Hackles · © 2026 Competence Collective · competencecollective.org · Text CC BY-NC 4.0 · Name, logos and art: all rights reserved</w:t>
+      <w:t>Hackles · quillsup.org · © 2026 Competence Collective · Text CC BY-NC 4.0 · Name, logos and art: all rights reserved</w:t>
     </w:r>
     <w:r>
       <w:tab/>
